--- a/testakten/statusfeststellung-drv-musikschule-gf-freelancer-klingenhain/04-honorarvertrag-musiklehrer-auszug.docx
+++ b/testakten/statusfeststellung-drv-musikschule-gf-freelancer-klingenhain/04-honorarvertrag-musiklehrer-auszug.docx
@@ -63,7 +63,7 @@
       </w:r>
     </w:p>
     <w:sectPr>
-      <w:pgSz w:w="12240" w:h="15840"/>
+      <w:pgSz w:w="11906" w:h="16838"/>
       <w:pgMar w:top="1020" w:right="1191" w:bottom="1020" w:left="1191" w:header="720" w:footer="720" w:gutter="0"/>
       <w:cols w:space="720"/>
       <w:docGrid w:linePitch="360"/>
